--- a/IE3142_Ethical_Clearance_Form.docx
+++ b/IE3142_Ethical_Clearance_Form.docx
@@ -683,11 +683,25 @@
             <w:vAlign w:val="center"/>
           </w:tcPr>
           <w:p>
+            <w:pPr>
+              <w:pStyle w:val="ListParagraph"/>
+              <w:numPr>
+                <w:ilvl w:val="0"/>
+                <w:numId w:val="13"/>
+              </w:numPr>
+            </w:pPr>
+            <w:r>
+              <w:rPr>
+                <w:rFonts w:ascii="Segoe UI Symbol" w:hAnsi="Segoe UI Symbol" w:cs="Segoe UI Symbol"/>
+                <w:sz w:val="16"/>
+              </w:rPr>
+              <w:t>☐</w:t>
+            </w:r>
             <w:r>
               <w:rPr>
                 <w:sz w:val="16"/>
               </w:rPr>
-              <w:t>☐ Static Application Security Testing (SAST)</w:t>
+              <w:t xml:space="preserve"> Static Application Security Testing (SAST)</w:t>
             </w:r>
           </w:p>
         </w:tc>
@@ -699,9 +713,16 @@
           <w:p>
             <w:r>
               <w:rPr>
+                <w:rFonts w:ascii="Segoe UI Symbol" w:hAnsi="Segoe UI Symbol" w:cs="Segoe UI Symbol"/>
                 <w:sz w:val="16"/>
               </w:rPr>
-              <w:t>☐ Dependency / Software Composition Analysis (SCA)</w:t>
+              <w:t>☐</w:t>
+            </w:r>
+            <w:r>
+              <w:rPr>
+                <w:sz w:val="16"/>
+              </w:rPr>
+              <w:t xml:space="preserve"> Dependency / Software Composition Analysis (SCA)</w:t>
             </w:r>
           </w:p>
         </w:tc>
@@ -1775,6 +1796,232 @@
     </w:lvl>
   </w:abstractNum>
   <w:abstractNum w:abstractNumId="10" w15:restartNumberingAfterBreak="0">
+    <w:nsid w:val="49C13678"/>
+    <w:multiLevelType w:val="hybridMultilevel"/>
+    <w:tmpl w:val="0F163F8A"/>
+    <w:lvl w:ilvl="0" w:tplc="0409000D">
+      <w:start w:val="1"/>
+      <w:numFmt w:val="bullet"/>
+      <w:lvlText w:val=""/>
+      <w:lvlJc w:val="left"/>
+      <w:pPr>
+        <w:ind w:left="720" w:hanging="360"/>
+      </w:pPr>
+      <w:rPr>
+        <w:rFonts w:ascii="Wingdings" w:hAnsi="Wingdings" w:hint="default"/>
+      </w:rPr>
+    </w:lvl>
+    <w:lvl w:ilvl="1" w:tplc="FFFFFFFF" w:tentative="1">
+      <w:start w:val="1"/>
+      <w:numFmt w:val="bullet"/>
+      <w:lvlText w:val="o"/>
+      <w:lvlJc w:val="left"/>
+      <w:pPr>
+        <w:ind w:left="1440" w:hanging="360"/>
+      </w:pPr>
+      <w:rPr>
+        <w:rFonts w:ascii="Courier New" w:hAnsi="Courier New" w:cs="Courier New" w:hint="default"/>
+      </w:rPr>
+    </w:lvl>
+    <w:lvl w:ilvl="2" w:tplc="FFFFFFFF" w:tentative="1">
+      <w:start w:val="1"/>
+      <w:numFmt w:val="bullet"/>
+      <w:lvlText w:val=""/>
+      <w:lvlJc w:val="left"/>
+      <w:pPr>
+        <w:ind w:left="2160" w:hanging="360"/>
+      </w:pPr>
+      <w:rPr>
+        <w:rFonts w:ascii="Wingdings" w:hAnsi="Wingdings" w:hint="default"/>
+      </w:rPr>
+    </w:lvl>
+    <w:lvl w:ilvl="3" w:tplc="FFFFFFFF" w:tentative="1">
+      <w:start w:val="1"/>
+      <w:numFmt w:val="bullet"/>
+      <w:lvlText w:val=""/>
+      <w:lvlJc w:val="left"/>
+      <w:pPr>
+        <w:ind w:left="2880" w:hanging="360"/>
+      </w:pPr>
+      <w:rPr>
+        <w:rFonts w:ascii="Symbol" w:hAnsi="Symbol" w:hint="default"/>
+      </w:rPr>
+    </w:lvl>
+    <w:lvl w:ilvl="4" w:tplc="FFFFFFFF" w:tentative="1">
+      <w:start w:val="1"/>
+      <w:numFmt w:val="bullet"/>
+      <w:lvlText w:val="o"/>
+      <w:lvlJc w:val="left"/>
+      <w:pPr>
+        <w:ind w:left="3600" w:hanging="360"/>
+      </w:pPr>
+      <w:rPr>
+        <w:rFonts w:ascii="Courier New" w:hAnsi="Courier New" w:cs="Courier New" w:hint="default"/>
+      </w:rPr>
+    </w:lvl>
+    <w:lvl w:ilvl="5" w:tplc="FFFFFFFF" w:tentative="1">
+      <w:start w:val="1"/>
+      <w:numFmt w:val="bullet"/>
+      <w:lvlText w:val=""/>
+      <w:lvlJc w:val="left"/>
+      <w:pPr>
+        <w:ind w:left="4320" w:hanging="360"/>
+      </w:pPr>
+      <w:rPr>
+        <w:rFonts w:ascii="Wingdings" w:hAnsi="Wingdings" w:hint="default"/>
+      </w:rPr>
+    </w:lvl>
+    <w:lvl w:ilvl="6" w:tplc="FFFFFFFF" w:tentative="1">
+      <w:start w:val="1"/>
+      <w:numFmt w:val="bullet"/>
+      <w:lvlText w:val=""/>
+      <w:lvlJc w:val="left"/>
+      <w:pPr>
+        <w:ind w:left="5040" w:hanging="360"/>
+      </w:pPr>
+      <w:rPr>
+        <w:rFonts w:ascii="Symbol" w:hAnsi="Symbol" w:hint="default"/>
+      </w:rPr>
+    </w:lvl>
+    <w:lvl w:ilvl="7" w:tplc="FFFFFFFF" w:tentative="1">
+      <w:start w:val="1"/>
+      <w:numFmt w:val="bullet"/>
+      <w:lvlText w:val="o"/>
+      <w:lvlJc w:val="left"/>
+      <w:pPr>
+        <w:ind w:left="5760" w:hanging="360"/>
+      </w:pPr>
+      <w:rPr>
+        <w:rFonts w:ascii="Courier New" w:hAnsi="Courier New" w:cs="Courier New" w:hint="default"/>
+      </w:rPr>
+    </w:lvl>
+    <w:lvl w:ilvl="8" w:tplc="FFFFFFFF" w:tentative="1">
+      <w:start w:val="1"/>
+      <w:numFmt w:val="bullet"/>
+      <w:lvlText w:val=""/>
+      <w:lvlJc w:val="left"/>
+      <w:pPr>
+        <w:ind w:left="6480" w:hanging="360"/>
+      </w:pPr>
+      <w:rPr>
+        <w:rFonts w:ascii="Wingdings" w:hAnsi="Wingdings" w:hint="default"/>
+      </w:rPr>
+    </w:lvl>
+  </w:abstractNum>
+  <w:abstractNum w:abstractNumId="11" w15:restartNumberingAfterBreak="0">
+    <w:nsid w:val="644E5536"/>
+    <w:multiLevelType w:val="hybridMultilevel"/>
+    <w:tmpl w:val="898642C4"/>
+    <w:lvl w:ilvl="0" w:tplc="04090001">
+      <w:start w:val="1"/>
+      <w:numFmt w:val="bullet"/>
+      <w:lvlText w:val=""/>
+      <w:lvlJc w:val="left"/>
+      <w:pPr>
+        <w:ind w:left="720" w:hanging="360"/>
+      </w:pPr>
+      <w:rPr>
+        <w:rFonts w:ascii="Symbol" w:hAnsi="Symbol" w:hint="default"/>
+      </w:rPr>
+    </w:lvl>
+    <w:lvl w:ilvl="1" w:tplc="04090003" w:tentative="1">
+      <w:start w:val="1"/>
+      <w:numFmt w:val="bullet"/>
+      <w:lvlText w:val="o"/>
+      <w:lvlJc w:val="left"/>
+      <w:pPr>
+        <w:ind w:left="1440" w:hanging="360"/>
+      </w:pPr>
+      <w:rPr>
+        <w:rFonts w:ascii="Courier New" w:hAnsi="Courier New" w:cs="Courier New" w:hint="default"/>
+      </w:rPr>
+    </w:lvl>
+    <w:lvl w:ilvl="2" w:tplc="04090005" w:tentative="1">
+      <w:start w:val="1"/>
+      <w:numFmt w:val="bullet"/>
+      <w:lvlText w:val=""/>
+      <w:lvlJc w:val="left"/>
+      <w:pPr>
+        <w:ind w:left="2160" w:hanging="360"/>
+      </w:pPr>
+      <w:rPr>
+        <w:rFonts w:ascii="Wingdings" w:hAnsi="Wingdings" w:hint="default"/>
+      </w:rPr>
+    </w:lvl>
+    <w:lvl w:ilvl="3" w:tplc="04090001" w:tentative="1">
+      <w:start w:val="1"/>
+      <w:numFmt w:val="bullet"/>
+      <w:lvlText w:val=""/>
+      <w:lvlJc w:val="left"/>
+      <w:pPr>
+        <w:ind w:left="2880" w:hanging="360"/>
+      </w:pPr>
+      <w:rPr>
+        <w:rFonts w:ascii="Symbol" w:hAnsi="Symbol" w:hint="default"/>
+      </w:rPr>
+    </w:lvl>
+    <w:lvl w:ilvl="4" w:tplc="04090003" w:tentative="1">
+      <w:start w:val="1"/>
+      <w:numFmt w:val="bullet"/>
+      <w:lvlText w:val="o"/>
+      <w:lvlJc w:val="left"/>
+      <w:pPr>
+        <w:ind w:left="3600" w:hanging="360"/>
+      </w:pPr>
+      <w:rPr>
+        <w:rFonts w:ascii="Courier New" w:hAnsi="Courier New" w:cs="Courier New" w:hint="default"/>
+      </w:rPr>
+    </w:lvl>
+    <w:lvl w:ilvl="5" w:tplc="04090005" w:tentative="1">
+      <w:start w:val="1"/>
+      <w:numFmt w:val="bullet"/>
+      <w:lvlText w:val=""/>
+      <w:lvlJc w:val="left"/>
+      <w:pPr>
+        <w:ind w:left="4320" w:hanging="360"/>
+      </w:pPr>
+      <w:rPr>
+        <w:rFonts w:ascii="Wingdings" w:hAnsi="Wingdings" w:hint="default"/>
+      </w:rPr>
+    </w:lvl>
+    <w:lvl w:ilvl="6" w:tplc="04090001" w:tentative="1">
+      <w:start w:val="1"/>
+      <w:numFmt w:val="bullet"/>
+      <w:lvlText w:val=""/>
+      <w:lvlJc w:val="left"/>
+      <w:pPr>
+        <w:ind w:left="5040" w:hanging="360"/>
+      </w:pPr>
+      <w:rPr>
+        <w:rFonts w:ascii="Symbol" w:hAnsi="Symbol" w:hint="default"/>
+      </w:rPr>
+    </w:lvl>
+    <w:lvl w:ilvl="7" w:tplc="04090003" w:tentative="1">
+      <w:start w:val="1"/>
+      <w:numFmt w:val="bullet"/>
+      <w:lvlText w:val="o"/>
+      <w:lvlJc w:val="left"/>
+      <w:pPr>
+        <w:ind w:left="5760" w:hanging="360"/>
+      </w:pPr>
+      <w:rPr>
+        <w:rFonts w:ascii="Courier New" w:hAnsi="Courier New" w:cs="Courier New" w:hint="default"/>
+      </w:rPr>
+    </w:lvl>
+    <w:lvl w:ilvl="8" w:tplc="04090005" w:tentative="1">
+      <w:start w:val="1"/>
+      <w:numFmt w:val="bullet"/>
+      <w:lvlText w:val=""/>
+      <w:lvlJc w:val="left"/>
+      <w:pPr>
+        <w:ind w:left="6480" w:hanging="360"/>
+      </w:pPr>
+      <w:rPr>
+        <w:rFonts w:ascii="Wingdings" w:hAnsi="Wingdings" w:hint="default"/>
+      </w:rPr>
+    </w:lvl>
+  </w:abstractNum>
+  <w:abstractNum w:abstractNumId="12" w15:restartNumberingAfterBreak="0">
     <w:nsid w:val="73804DD6"/>
     <w:multiLevelType w:val="hybridMultilevel"/>
     <w:tmpl w:val="23303120"/>
@@ -1918,6 +2165,12 @@
     <w:abstractNumId w:val="9"/>
   </w:num>
   <w:num w:numId="11" w16cid:durableId="1337808023">
+    <w:abstractNumId w:val="12"/>
+  </w:num>
+  <w:num w:numId="12" w16cid:durableId="1748920202">
+    <w:abstractNumId w:val="11"/>
+  </w:num>
+  <w:num w:numId="13" w16cid:durableId="1713310713">
     <w:abstractNumId w:val="10"/>
   </w:num>
 </w:numbering>
